--- a/jarvis-docs/02_Technical_Architecture.docx
+++ b/jarvis-docs/02_Technical_Architecture.docx
@@ -217,7 +217,7 @@
                 <w:szCs w:val="21"/>
                 <w:rFonts w:ascii="Arial" w:cs="Arial" w:eastAsia="Arial" w:hAnsi="Arial"/>
               </w:rPr>
-              <w:t xml:space="preserve">  ⑤ AI &amp; Automation     — OpenCV LBPH recognizer | hugchat HF client | pyttsx3 SAPI5 | pyautogui</w:t>
+              <w:t xml:space="preserve">  ⑤ AI &amp; Automation     — OpenCV LBPH recognizer | hugchat HF client &amp; local Ollama (hybrid) | pyttsx3 SAPI5 | pyautogui</w:t>
             </w:r>
           </w:p>
           <w:p>
@@ -1162,7 +1162,7 @@
                 <w:szCs w:val="21"/>
                 <w:rFonts w:ascii="Arial" w:cs="Arial" w:eastAsia="Arial" w:hAnsi="Arial"/>
               </w:rPr>
-              <w:t xml:space="preserve">Features including play_assistant_sound, hotword, openCommand, whatsApp, and chatBot</w:t>
+              <w:t xml:space="preserve">Features including play_assistant_sound, hotword, openCommand, whatsApp, and hybrid online/offline chatBot</w:t>
             </w:r>
           </w:p>
         </w:tc>
@@ -1267,6 +1267,58 @@
                 <w:rFonts w:ascii="Arial" w:cs="Arial" w:eastAsia="Arial" w:hAnsi="Arial"/>
               </w:rPr>
               <w:t xml:space="preserve">Saved language code configuration</w:t>
+            </w:r>
+          </w:p>
+        </w:tc>
+      </w:tr>
+      <w:tr>
+        <w:trPr>
+          <w:tblHeader w:val="false"/>
+        </w:trPr>
+        <w:tc>
+          <w:tcPr>
+            <w:shd w:color="F3F4F6" w:val="solid"/>
+            <w:tcMar>
+              <w:top w:type="dxa" w:w="100"/>
+              <w:left w:type="dxa" w:w="150"/>
+              <w:bottom w:type="dxa" w:w="100"/>
+              <w:right w:type="dxa" w:w="150"/>
+            </w:tcMar>
+          </w:tcPr>
+          <w:p>
+            <w:r>
+              <w:rPr>
+                <w:b w:val="false"/>
+                <w:bCs w:val="false"/>
+                <w:color w:val="1F2937"/>
+                <w:sz w:val="21"/>
+                <w:szCs w:val="21"/>
+                <w:rFonts w:ascii="Arial" w:cs="Arial" w:eastAsia="Arial" w:hAnsi="Arial"/>
+              </w:rPr>
+              <w:t xml:space="preserve">backend/persona_config.json</w:t>
+            </w:r>
+          </w:p>
+        </w:tc>
+        <w:tc>
+          <w:tcPr>
+            <w:tcMar>
+              <w:top w:type="dxa" w:w="100"/>
+              <w:left w:type="dxa" w:w="150"/>
+              <w:bottom w:type="dxa" w:w="100"/>
+              <w:right w:type="dxa" w:w="150"/>
+            </w:tcMar>
+          </w:tcPr>
+          <w:p>
+            <w:r>
+              <w:rPr>
+                <w:b w:val="false"/>
+                <w:bCs w:val="false"/>
+                <w:color w:val="1F2937"/>
+                <w:sz w:val="21"/>
+                <w:szCs w:val="21"/>
+                <w:rFonts w:ascii="Arial" w:cs="Arial" w:eastAsia="Arial" w:hAnsi="Arial"/>
+              </w:rPr>
+              <w:t xml:space="preserve">Saved active assistant persona configuration (Jarvis vs Friday)</w:t>
             </w:r>
           </w:p>
         </w:tc>
@@ -1535,29 +1587,7 @@
           <w:szCs w:val="22"/>
           <w:rFonts w:ascii="Arial" w:cs="Arial" w:eastAsia="Arial" w:hAnsi="Arial"/>
         </w:rPr>
-        <w:t xml:space="preserve">Text-to-Speech: pyttsx3 SAPI5 driver plays voice output locally at 174 WPM, concurrently updating UI DisplayMessage panels.</w:t>
-      </w:r>
-    </w:p>
-    <w:p>
-      <w:r>
-        <w:t xml:space="preserve"/>
-      </w:r>
-    </w:p>
-    <w:p>
-      <w:pPr>
-        <w:pStyle w:val="Heading2"/>
-        <w:spacing w:before="320" w:after="160"/>
-      </w:pPr>
-      <w:r>
-        <w:rPr>
-          <w:b/>
-          <w:bCs/>
-          <w:color w:val="1A2D5A"/>
-          <w:sz w:val="28"/>
-          <w:szCs w:val="28"/>
-          <w:rFonts w:ascii="Arial" w:cs="Arial" w:eastAsia="Arial" w:hAnsi="Arial"/>
-        </w:rPr>
-        <w:t xml:space="preserve">3.3 Automation &amp; Integrations</w:t>
+        <w:t xml:space="preserve">Persona Router: Parses 'persona' commands to swap names and save state in backend/persona_config.json, dynamically adjusting SAPI5 synthesis prefix greetings and address formats (Sir vs Boss).</w:t>
       </w:r>
     </w:p>
     <w:p>
@@ -1578,7 +1608,29 @@
           <w:szCs w:val="22"/>
           <w:rFonts w:ascii="Arial" w:cs="Arial" w:eastAsia="Arial" w:hAnsi="Arial"/>
         </w:rPr>
-        <w:t xml:space="preserve">App Launcher: Queries sys_command (local paths) and web_command (URLs) in SQLite. Runs os.startfile() or webbrowser.open() on match. Falls back to cmd.exe 'start' commands.</w:t>
+        <w:t xml:space="preserve">Text-to-Speech: pyttsx3 SAPI5 driver plays voice output locally at 174 WPM, concurrently updating UI DisplayMessage panels.</w:t>
+      </w:r>
+    </w:p>
+    <w:p>
+      <w:r>
+        <w:t xml:space="preserve"/>
+      </w:r>
+    </w:p>
+    <w:p>
+      <w:pPr>
+        <w:pStyle w:val="Heading2"/>
+        <w:spacing w:before="320" w:after="160"/>
+      </w:pPr>
+      <w:r>
+        <w:rPr>
+          <w:b/>
+          <w:bCs/>
+          <w:color w:val="1A2D5A"/>
+          <w:sz w:val="28"/>
+          <w:szCs w:val="28"/>
+          <w:rFonts w:ascii="Arial" w:cs="Arial" w:eastAsia="Arial" w:hAnsi="Arial"/>
+        </w:rPr>
+        <w:t xml:space="preserve">3.3 Automation &amp; Integrations</w:t>
       </w:r>
     </w:p>
     <w:p>
@@ -1599,7 +1651,7 @@
           <w:szCs w:val="22"/>
           <w:rFonts w:ascii="Arial" w:cs="Arial" w:eastAsia="Arial" w:hAnsi="Arial"/>
         </w:rPr>
-        <w:t xml:space="preserve">WhatsApp Protocol: Extracts number from contacts table. Formats whatsapp://send?phone=... URL, launches it via cmd, and automates tab-selections via pyautogui to trigger send.</w:t>
+        <w:t xml:space="preserve">App Launcher: Queries sys_command (local paths) and web_command (URLs) in SQLite. Runs os.startfile() or webbrowser.open() on match. Falls back to cmd.exe 'start' commands.</w:t>
       </w:r>
     </w:p>
     <w:p>
@@ -1620,7 +1672,7 @@
           <w:szCs w:val="22"/>
           <w:rFonts w:ascii="Arial" w:cs="Arial" w:eastAsia="Arial" w:hAnsi="Arial"/>
         </w:rPr>
-        <w:t xml:space="preserve">YouTube Player: Uses pywhatkit.playonyt to search term and launch browser player directly.</w:t>
+        <w:t xml:space="preserve">WhatsApp Protocol: Extracts number from contacts table. Formats whatsapp://send?phone=... URL, launches it via cmd, and automates tab-selections via pyautogui to trigger send.</w:t>
       </w:r>
     </w:p>
     <w:p>
@@ -1641,7 +1693,28 @@
           <w:szCs w:val="22"/>
           <w:rFonts w:ascii="Arial" w:cs="Arial" w:eastAsia="Arial" w:hAnsi="Arial"/>
         </w:rPr>
-        <w:t xml:space="preserve">AI Chatbot: Initializes hugchat.ChatBot loading cookies from backend/cookie.json to query HuggingFace LLM models dynamically.</w:t>
+        <w:t xml:space="preserve">YouTube Player: Uses pywhatkit.playonyt to search term and launch browser player directly.</w:t>
+      </w:r>
+    </w:p>
+    <w:p>
+      <w:pPr>
+        <w:pStyle w:val="ListParagraph"/>
+        <w:numPr>
+          <w:ilvl w:val="0"/>
+          <w:numId w:val="2"/>
+        </w:numPr>
+        <w:spacing w:before="60" w:after="60"/>
+      </w:pPr>
+      <w:r>
+        <w:rPr>
+          <w:b w:val="false"/>
+          <w:bCs w:val="false"/>
+          <w:color w:val="1F2937"/>
+          <w:sz w:val="22"/>
+          <w:szCs w:val="22"/>
+          <w:rFonts w:ascii="Arial" w:cs="Arial" w:eastAsia="Arial" w:hAnsi="Arial"/>
+        </w:rPr>
+        <w:t xml:space="preserve">AI Chatbot: Tries online hugchat connection with cookie.json session; falls back to local Ollama on port 11434. Automatically starts G:\Shared\bin\ollama-windows.exe using local models cache at G:\Shared\models\ollama_data and creates the gemma-heretic-local model from Modelfile if not present.</w:t>
       </w:r>
     </w:p>
     <w:p>
